--- a/Анализ полноты и непротиворечивости.docx
+++ b/Анализ полноты и непротиворечивости.docx
@@ -5,7 +5,8 @@
     <w:p>
       <w:pPr>
         <w:pStyle w:val="NORMALTEXT"/>
-        <w:ind w:left="432" w:firstLine="0"/>
+        <w:ind w:left="431" w:firstLine="0"/>
+        <w:contextualSpacing w:val="0"/>
         <w:jc w:val="center"/>
         <w:rPr>
           <w:b/>
@@ -26,6 +27,7 @@
     <w:p>
       <w:pPr>
         <w:pStyle w:val="NORMALTEXT"/>
+        <w:contextualSpacing w:val="0"/>
       </w:pPr>
       <w:r>
         <w:t>Проверки выполнены после формирования реестра требований и сценариев использования.</w:t>
@@ -20334,6 +20336,21 @@
 </file>
 
 <file path=customXml/item1.xml><?xml version="1.0" encoding="utf-8"?>
+<p:properties xmlns:p="http://schemas.microsoft.com/office/2006/metadata/properties" xmlns:xsi="http://www.w3.org/2001/XMLSchema-instance" xmlns:pc="http://schemas.microsoft.com/office/infopath/2007/PartnerControls">
+  <documentManagement/>
+</p:properties>
+</file>
+
+<file path=customXml/item2.xml><?xml version="1.0" encoding="utf-8"?>
+<?mso-contentType ?>
+<FormTemplates xmlns="http://schemas.microsoft.com/sharepoint/v3/contenttype/forms">
+  <Display>DocumentLibraryForm</Display>
+  <Edit>DocumentLibraryForm</Edit>
+  <New>DocumentLibraryForm</New>
+</FormTemplates>
+</file>
+
+<file path=customXml/item3.xml><?xml version="1.0" encoding="utf-8"?>
 <ct:contentTypeSchema xmlns:ct="http://schemas.microsoft.com/office/2006/metadata/contentType" xmlns:ma="http://schemas.microsoft.com/office/2006/metadata/properties/metaAttributes" ct:_="" ma:_="" ma:contentTypeName="Документ" ma:contentTypeID="0x010100895006E4339BF24CAA0F5B167E451061" ma:contentTypeVersion="11" ma:contentTypeDescription="Создание документа." ma:contentTypeScope="" ma:versionID="ee66b34cdb7d5be00a86ac9db559fc97">
   <xsd:schema xmlns:xsd="http://www.w3.org/2001/XMLSchema" xmlns:xs="http://www.w3.org/2001/XMLSchema" xmlns:p="http://schemas.microsoft.com/office/2006/metadata/properties" xmlns:ns3="a1eb269e-cbf3-465a-8e4a-8d42bc45f09f" xmlns:ns4="a042d032-8e16-4c5e-a37e-70d449039bd2" targetNamespace="http://schemas.microsoft.com/office/2006/metadata/properties" ma:root="true" ma:fieldsID="9831aabdbf23b96857ccdb3f4e1a7ec2" ns3:_="" ns4:_="">
     <xsd:import namespace="a1eb269e-cbf3-465a-8e4a-8d42bc45f09f"/>
@@ -20542,26 +20559,28 @@
 </ct:contentTypeSchema>
 </file>
 
-<file path=customXml/item2.xml><?xml version="1.0" encoding="utf-8"?>
-<?mso-contentType ?>
-<FormTemplates xmlns="http://schemas.microsoft.com/sharepoint/v3/contenttype/forms">
-  <Display>DocumentLibraryForm</Display>
-  <Edit>DocumentLibraryForm</Edit>
-  <New>DocumentLibraryForm</New>
-</FormTemplates>
-</file>
-
-<file path=customXml/item3.xml><?xml version="1.0" encoding="utf-8"?>
-<p:properties xmlns:p="http://schemas.microsoft.com/office/2006/metadata/properties" xmlns:xsi="http://www.w3.org/2001/XMLSchema-instance" xmlns:pc="http://schemas.microsoft.com/office/infopath/2007/PartnerControls">
-  <documentManagement/>
-</p:properties>
-</file>
-
 <file path=customXml/item4.xml><?xml version="1.0" encoding="utf-8"?>
 <b:Sources xmlns:b="http://schemas.openxmlformats.org/officeDocument/2006/bibliography" xmlns="http://schemas.openxmlformats.org/officeDocument/2006/bibliography" SelectedStyle="\APASixthEditionOfficeOnline.xsl" StyleName="APA" Version="6"/>
 </file>
 
 <file path=customXml/itemProps1.xml><?xml version="1.0" encoding="utf-8"?>
+<ds:datastoreItem xmlns:ds="http://schemas.openxmlformats.org/officeDocument/2006/customXml" ds:itemID="{D1D02F96-5624-48FE-AB5F-467181C3EDC1}">
+  <ds:schemaRefs>
+    <ds:schemaRef ds:uri="http://schemas.microsoft.com/office/2006/metadata/properties"/>
+    <ds:schemaRef ds:uri="http://schemas.microsoft.com/office/infopath/2007/PartnerControls"/>
+  </ds:schemaRefs>
+</ds:datastoreItem>
+</file>
+
+<file path=customXml/itemProps2.xml><?xml version="1.0" encoding="utf-8"?>
+<ds:datastoreItem xmlns:ds="http://schemas.openxmlformats.org/officeDocument/2006/customXml" ds:itemID="{C545EDB0-6DA9-4573-8FDA-4B7CDBF5EFD9}">
+  <ds:schemaRefs>
+    <ds:schemaRef ds:uri="http://schemas.microsoft.com/sharepoint/v3/contenttype/forms"/>
+  </ds:schemaRefs>
+</ds:datastoreItem>
+</file>
+
+<file path=customXml/itemProps3.xml><?xml version="1.0" encoding="utf-8"?>
 <ds:datastoreItem xmlns:ds="http://schemas.openxmlformats.org/officeDocument/2006/customXml" ds:itemID="{BE06CD11-97E7-4DA4-A1E7-C20845DD652C}">
   <ds:schemaRefs>
     <ds:schemaRef ds:uri="http://schemas.microsoft.com/office/2006/metadata/contentType"/>
@@ -20580,23 +20599,6 @@
 </ds:datastoreItem>
 </file>
 
-<file path=customXml/itemProps2.xml><?xml version="1.0" encoding="utf-8"?>
-<ds:datastoreItem xmlns:ds="http://schemas.openxmlformats.org/officeDocument/2006/customXml" ds:itemID="{C545EDB0-6DA9-4573-8FDA-4B7CDBF5EFD9}">
-  <ds:schemaRefs>
-    <ds:schemaRef ds:uri="http://schemas.microsoft.com/sharepoint/v3/contenttype/forms"/>
-  </ds:schemaRefs>
-</ds:datastoreItem>
-</file>
-
-<file path=customXml/itemProps3.xml><?xml version="1.0" encoding="utf-8"?>
-<ds:datastoreItem xmlns:ds="http://schemas.openxmlformats.org/officeDocument/2006/customXml" ds:itemID="{D1D02F96-5624-48FE-AB5F-467181C3EDC1}">
-  <ds:schemaRefs>
-    <ds:schemaRef ds:uri="http://schemas.microsoft.com/office/2006/metadata/properties"/>
-    <ds:schemaRef ds:uri="http://schemas.microsoft.com/office/infopath/2007/PartnerControls"/>
-  </ds:schemaRefs>
-</ds:datastoreItem>
-</file>
-
 <file path=customXml/itemProps4.xml><?xml version="1.0" encoding="utf-8"?>
 <ds:datastoreItem xmlns:ds="http://schemas.openxmlformats.org/officeDocument/2006/customXml" ds:itemID="{5152B735-DD4D-4A96-8FF9-AD4DFEC2E043}">
   <ds:schemaRefs>

--- a/Анализ полноты и непротиворечивости.docx
+++ b/Анализ полноты и непротиворечивости.docx
@@ -27,47 +27,15 @@
     <w:p>
       <w:pPr>
         <w:pStyle w:val="NORMALTEXT"/>
-        <w:contextualSpacing w:val="0"/>
       </w:pPr>
       <w:r>
-        <w:t>Проверки выполнены после формирования реестра требований и сценариев использования.</w:t>
-      </w:r>
-      <w:r>
-        <w:t xml:space="preserve"> </w:t>
-      </w:r>
-      <w:r>
-        <w:t>Полнота по стейкхолдерам: для 5 групп стейкхолдеров и 10 ключевых потребностей найдено не менее одного требования, пробелы первичных требований устранены.</w:t>
-      </w:r>
-      <w:r>
-        <w:t xml:space="preserve"> </w:t>
-      </w:r>
-      <w:r>
-        <w:t>Полнота по сценариям: проверено 25 шагов основных потоков 4 сценариев использования, шагов без требований не выявлено.</w:t>
-      </w:r>
-      <w:r>
-        <w:t xml:space="preserve"> </w:t>
-      </w:r>
-      <w:r>
-        <w:t>Однозначность: оценочные термины заменены измеримыми техническими критериями.</w:t>
-      </w:r>
-      <w:r>
-        <w:t xml:space="preserve"> </w:t>
-      </w:r>
-      <w:r>
-        <w:t>Противоречия</w:t>
-      </w:r>
-      <w:r>
-        <w:t>: выявлено и разрешено 4 пары противоречивых требований.</w:t>
+        <w:t>Анализ полноты и непротиворечивости требований выполнен после формирования реестра требований и сценариев использования. Полнота по стейкхолдерам: для 5 групп стейкхолдеров и 10 ключевых потребностей найдено не менее одного требования, пробелы первичных требований устранены. Полнота по сценариям: проверено 43 шага основных потоков 7 сценариев использования (UC-01 – UC-07), шагов без требований не выявлено. Однозначность: оценочные термины заменены измеримыми техническими критериями. Противоречия: выявлено и разрешено 4 пары противоречивых требований.</w:t>
       </w:r>
     </w:p>
     <w:p>
       <w:pPr>
         <w:pStyle w:val="NORMALTEXT"/>
         <w:ind w:firstLine="0"/>
-        <w:rPr>
-          <w:b/>
-          <w:bCs/>
-        </w:rPr>
       </w:pPr>
       <w:r>
         <w:rPr>
@@ -645,21 +613,7 @@
                 <w:sz w:val="20"/>
                 <w:szCs w:val="20"/>
               </w:rPr>
-              <w:t>Удобное онлайн-бронирование мест с сайта</w:t>
-            </w:r>
-            <w:r>
-              <w:rPr>
-                <w:sz w:val="20"/>
-                <w:szCs w:val="20"/>
-              </w:rPr>
-              <w:t xml:space="preserve">, </w:t>
-            </w:r>
-            <w:r>
-              <w:rPr>
-                <w:sz w:val="20"/>
-                <w:szCs w:val="20"/>
-              </w:rPr>
-              <w:t>мессенджеров и корректное списание бонусов</w:t>
+              <w:t>Удобное онлайн-бронирование мест с сайта, мессенджеров и корректное списание бонусов</w:t>
             </w:r>
           </w:p>
         </w:tc>
@@ -682,7 +636,7 @@
                 <w:sz w:val="20"/>
                 <w:szCs w:val="20"/>
               </w:rPr>
-              <w:t>FR-02, FR-03</w:t>
+              <w:t>FR-03, FR-07, FR-08</w:t>
             </w:r>
           </w:p>
         </w:tc>
@@ -702,7 +656,7 @@
                 <w:sz w:val="20"/>
                 <w:szCs w:val="20"/>
               </w:rPr>
-              <w:t>Добавлена двухсторонняя синхронизация статусов брони и балансов лояльности между 1С и Битрикс24 по REST API (FR-03).</w:t>
+              <w:t>Добавлена двухсторонняя синхронизация статусов брони и балансов лояльности между 1С и Битрикс24 по REST API (FR-07), а также учет бонусов (FR-08).</w:t>
             </w:r>
           </w:p>
         </w:tc>
@@ -1101,7 +1055,21 @@
                 <w:sz w:val="20"/>
                 <w:szCs w:val="20"/>
               </w:rPr>
-              <w:t>UC-01</w:t>
+              <w:t>UC-</w:t>
+            </w:r>
+            <w:r>
+              <w:rPr>
+                <w:sz w:val="20"/>
+                <w:szCs w:val="20"/>
+              </w:rPr>
+              <w:t xml:space="preserve">01 </w:t>
+            </w:r>
+            <w:r>
+              <w:rPr>
+                <w:sz w:val="20"/>
+                <w:szCs w:val="20"/>
+              </w:rPr>
+              <w:t>(Запуск сессии)</w:t>
             </w:r>
           </w:p>
         </w:tc>
@@ -1168,6 +1136,20 @@
               </w:rPr>
               <w:t>UC-02</w:t>
             </w:r>
+            <w:r>
+              <w:rPr>
+                <w:sz w:val="20"/>
+                <w:szCs w:val="20"/>
+              </w:rPr>
+              <w:t xml:space="preserve"> </w:t>
+            </w:r>
+            <w:r>
+              <w:rPr>
+                <w:sz w:val="20"/>
+                <w:szCs w:val="20"/>
+              </w:rPr>
+              <w:t>(Онлайн-бронирование)</w:t>
+            </w:r>
           </w:p>
         </w:tc>
         <w:tc>
@@ -1233,6 +1215,20 @@
               </w:rPr>
               <w:t>UC-03</w:t>
             </w:r>
+            <w:r>
+              <w:rPr>
+                <w:sz w:val="20"/>
+                <w:szCs w:val="20"/>
+              </w:rPr>
+              <w:t xml:space="preserve"> </w:t>
+            </w:r>
+            <w:r>
+              <w:rPr>
+                <w:sz w:val="20"/>
+                <w:szCs w:val="20"/>
+              </w:rPr>
+              <w:t>(Продажа товаров)</w:t>
+            </w:r>
           </w:p>
         </w:tc>
         <w:tc>
@@ -1298,6 +1294,20 @@
               </w:rPr>
               <w:t>UC-04</w:t>
             </w:r>
+            <w:r>
+              <w:rPr>
+                <w:sz w:val="20"/>
+                <w:szCs w:val="20"/>
+              </w:rPr>
+              <w:t xml:space="preserve"> </w:t>
+            </w:r>
+            <w:r>
+              <w:rPr>
+                <w:sz w:val="20"/>
+                <w:szCs w:val="20"/>
+              </w:rPr>
+              <w:t>(Регистрация клиента)</w:t>
+            </w:r>
           </w:p>
         </w:tc>
         <w:tc>
@@ -1341,6 +1351,251 @@
           </w:p>
         </w:tc>
       </w:tr>
+      <w:tr>
+        <w:trPr>
+          <w:cantSplit/>
+        </w:trPr>
+        <w:tc>
+          <w:tcPr>
+            <w:tcW w:w="1200" w:type="dxa"/>
+          </w:tcPr>
+          <w:p>
+            <w:pPr>
+              <w:spacing w:before="0" w:line="240" w:lineRule="auto"/>
+              <w:ind w:firstLine="0"/>
+              <w:contextualSpacing w:val="0"/>
+              <w:jc w:val="left"/>
+              <w:rPr>
+                <w:sz w:val="20"/>
+                <w:szCs w:val="20"/>
+              </w:rPr>
+            </w:pPr>
+            <w:r>
+              <w:rPr>
+                <w:sz w:val="20"/>
+                <w:szCs w:val="20"/>
+              </w:rPr>
+              <w:t>UC-05</w:t>
+            </w:r>
+            <w:r>
+              <w:rPr>
+                <w:sz w:val="20"/>
+                <w:szCs w:val="20"/>
+              </w:rPr>
+              <w:t xml:space="preserve"> </w:t>
+            </w:r>
+            <w:r>
+              <w:rPr>
+                <w:sz w:val="20"/>
+                <w:szCs w:val="20"/>
+              </w:rPr>
+              <w:t>(Продление сессии)</w:t>
+            </w:r>
+          </w:p>
+        </w:tc>
+        <w:tc>
+          <w:tcPr>
+            <w:tcW w:w="7205" w:type="dxa"/>
+          </w:tcPr>
+          <w:p>
+            <w:pPr>
+              <w:spacing w:before="0" w:line="240" w:lineRule="auto"/>
+              <w:ind w:firstLine="0"/>
+              <w:contextualSpacing w:val="0"/>
+              <w:jc w:val="left"/>
+              <w:rPr>
+                <w:sz w:val="20"/>
+                <w:szCs w:val="20"/>
+              </w:rPr>
+            </w:pPr>
+            <w:r>
+              <w:rPr>
+                <w:sz w:val="20"/>
+                <w:szCs w:val="20"/>
+              </w:rPr>
+              <w:t>1 → FR-01; 2 → FR-01; 3 → FR-03; 4 → FR-01; 5 → FR-01, FR-08; 6 → FR-01; 7 → FR-01, NFR-01</w:t>
+            </w:r>
+          </w:p>
+        </w:tc>
+        <w:tc>
+          <w:tcPr>
+            <w:tcW w:w="1800" w:type="dxa"/>
+          </w:tcPr>
+          <w:p>
+            <w:pPr>
+              <w:spacing w:before="0" w:line="240" w:lineRule="auto"/>
+              <w:ind w:firstLine="0"/>
+              <w:contextualSpacing w:val="0"/>
+              <w:jc w:val="left"/>
+              <w:rPr>
+                <w:sz w:val="20"/>
+                <w:szCs w:val="20"/>
+              </w:rPr>
+            </w:pPr>
+            <w:r>
+              <w:rPr>
+                <w:sz w:val="20"/>
+                <w:szCs w:val="20"/>
+              </w:rPr>
+              <w:t>Все 7 шагов обеспечены</w:t>
+            </w:r>
+          </w:p>
+        </w:tc>
+      </w:tr>
+      <w:tr>
+        <w:trPr>
+          <w:cantSplit/>
+        </w:trPr>
+        <w:tc>
+          <w:tcPr>
+            <w:tcW w:w="1200" w:type="dxa"/>
+          </w:tcPr>
+          <w:p>
+            <w:pPr>
+              <w:spacing w:before="0" w:line="240" w:lineRule="auto"/>
+              <w:ind w:firstLine="0"/>
+              <w:contextualSpacing w:val="0"/>
+              <w:jc w:val="left"/>
+              <w:rPr>
+                <w:sz w:val="20"/>
+                <w:szCs w:val="20"/>
+              </w:rPr>
+            </w:pPr>
+            <w:r>
+              <w:rPr>
+                <w:sz w:val="20"/>
+                <w:szCs w:val="20"/>
+              </w:rPr>
+              <w:t>UC-06 (Закрытие смены)</w:t>
+            </w:r>
+          </w:p>
+        </w:tc>
+        <w:tc>
+          <w:tcPr>
+            <w:tcW w:w="7205" w:type="dxa"/>
+          </w:tcPr>
+          <w:p>
+            <w:pPr>
+              <w:spacing w:before="0" w:line="240" w:lineRule="auto"/>
+              <w:ind w:firstLine="0"/>
+              <w:contextualSpacing w:val="0"/>
+              <w:jc w:val="left"/>
+              <w:rPr>
+                <w:sz w:val="20"/>
+                <w:szCs w:val="20"/>
+              </w:rPr>
+            </w:pPr>
+            <w:r>
+              <w:rPr>
+                <w:sz w:val="20"/>
+                <w:szCs w:val="20"/>
+              </w:rPr>
+              <w:t>1 → FR-01; 2 → FR-01; 3 → FR-06; 4 → FR-06; 5 → FR-01, NFR-05; 6 → FR-01, NFR-05</w:t>
+            </w:r>
+          </w:p>
+        </w:tc>
+        <w:tc>
+          <w:tcPr>
+            <w:tcW w:w="1800" w:type="dxa"/>
+          </w:tcPr>
+          <w:p>
+            <w:pPr>
+              <w:spacing w:before="0" w:line="240" w:lineRule="auto"/>
+              <w:ind w:firstLine="0"/>
+              <w:contextualSpacing w:val="0"/>
+              <w:jc w:val="left"/>
+              <w:rPr>
+                <w:sz w:val="20"/>
+                <w:szCs w:val="20"/>
+              </w:rPr>
+            </w:pPr>
+            <w:r>
+              <w:rPr>
+                <w:sz w:val="20"/>
+                <w:szCs w:val="20"/>
+              </w:rPr>
+              <w:t>Все 6 шагов обеспечены</w:t>
+            </w:r>
+          </w:p>
+        </w:tc>
+      </w:tr>
+      <w:tr>
+        <w:trPr>
+          <w:cantSplit/>
+        </w:trPr>
+        <w:tc>
+          <w:tcPr>
+            <w:tcW w:w="1200" w:type="dxa"/>
+          </w:tcPr>
+          <w:p>
+            <w:pPr>
+              <w:spacing w:before="0" w:line="240" w:lineRule="auto"/>
+              <w:ind w:firstLine="0"/>
+              <w:contextualSpacing w:val="0"/>
+              <w:jc w:val="left"/>
+              <w:rPr>
+                <w:sz w:val="20"/>
+                <w:szCs w:val="20"/>
+              </w:rPr>
+            </w:pPr>
+            <w:r>
+              <w:rPr>
+                <w:sz w:val="20"/>
+                <w:szCs w:val="20"/>
+              </w:rPr>
+              <w:t>UC-07 (Статус ПК)</w:t>
+            </w:r>
+          </w:p>
+        </w:tc>
+        <w:tc>
+          <w:tcPr>
+            <w:tcW w:w="7205" w:type="dxa"/>
+          </w:tcPr>
+          <w:p>
+            <w:pPr>
+              <w:spacing w:before="0" w:line="240" w:lineRule="auto"/>
+              <w:ind w:firstLine="0"/>
+              <w:contextualSpacing w:val="0"/>
+              <w:jc w:val="left"/>
+              <w:rPr>
+                <w:sz w:val="20"/>
+                <w:szCs w:val="20"/>
+              </w:rPr>
+            </w:pPr>
+            <w:r>
+              <w:rPr>
+                <w:sz w:val="20"/>
+                <w:szCs w:val="20"/>
+              </w:rPr>
+              <w:t>1 → FR-05; 2 → FR-05; 3 → FR-05; 4 → FR-05, NFR-01; 5 → FR-03, FR-05</w:t>
+            </w:r>
+          </w:p>
+        </w:tc>
+        <w:tc>
+          <w:tcPr>
+            <w:tcW w:w="1800" w:type="dxa"/>
+          </w:tcPr>
+          <w:p>
+            <w:pPr>
+              <w:spacing w:before="0" w:line="240" w:lineRule="auto"/>
+              <w:ind w:firstLine="0"/>
+              <w:contextualSpacing w:val="0"/>
+              <w:jc w:val="left"/>
+              <w:rPr>
+                <w:sz w:val="20"/>
+                <w:szCs w:val="20"/>
+              </w:rPr>
+            </w:pPr>
+            <w:r>
+              <w:rPr>
+                <w:sz w:val="20"/>
+                <w:szCs w:val="20"/>
+              </w:rPr>
+              <w:t>Все 5 шагов обеспечены</w:t>
+            </w:r>
+          </w:p>
+        </w:tc>
+      </w:tr>
     </w:tbl>
     <w:p>
       <w:pPr>
@@ -1350,7 +1605,6 @@
         <w:rPr>
           <w:b/>
           <w:bCs/>
-          <w:lang w:val="en-US"/>
         </w:rPr>
       </w:pPr>
     </w:p>
@@ -1973,6 +2227,7 @@
                 <w:sz w:val="20"/>
                 <w:szCs w:val="20"/>
               </w:rPr>
+              <w:lastRenderedPageBreak/>
               <w:t>«своевременное предупреждение»</w:t>
             </w:r>
           </w:p>
@@ -18884,7 +19139,6 @@
   <w:style w:type="character" w:default="1" w:styleId="a2">
     <w:name w:val="Default Paragraph Font"/>
     <w:uiPriority w:val="1"/>
-    <w:semiHidden/>
     <w:unhideWhenUsed/>
   </w:style>
   <w:style w:type="table" w:default="1" w:styleId="a3">
@@ -20336,21 +20590,10 @@
 </file>
 
 <file path=customXml/item1.xml><?xml version="1.0" encoding="utf-8"?>
-<p:properties xmlns:p="http://schemas.microsoft.com/office/2006/metadata/properties" xmlns:xsi="http://www.w3.org/2001/XMLSchema-instance" xmlns:pc="http://schemas.microsoft.com/office/infopath/2007/PartnerControls">
-  <documentManagement/>
-</p:properties>
+<b:Sources xmlns:b="http://schemas.openxmlformats.org/officeDocument/2006/bibliography" xmlns="http://schemas.openxmlformats.org/officeDocument/2006/bibliography" SelectedStyle="\APASixthEditionOfficeOnline.xsl" StyleName="APA" Version="6"/>
 </file>
 
 <file path=customXml/item2.xml><?xml version="1.0" encoding="utf-8"?>
-<?mso-contentType ?>
-<FormTemplates xmlns="http://schemas.microsoft.com/sharepoint/v3/contenttype/forms">
-  <Display>DocumentLibraryForm</Display>
-  <Edit>DocumentLibraryForm</Edit>
-  <New>DocumentLibraryForm</New>
-</FormTemplates>
-</file>
-
-<file path=customXml/item3.xml><?xml version="1.0" encoding="utf-8"?>
 <ct:contentTypeSchema xmlns:ct="http://schemas.microsoft.com/office/2006/metadata/contentType" xmlns:ma="http://schemas.microsoft.com/office/2006/metadata/properties/metaAttributes" ct:_="" ma:_="" ma:contentTypeName="Документ" ma:contentTypeID="0x010100895006E4339BF24CAA0F5B167E451061" ma:contentTypeVersion="11" ma:contentTypeDescription="Создание документа." ma:contentTypeScope="" ma:versionID="ee66b34cdb7d5be00a86ac9db559fc97">
   <xsd:schema xmlns:xsd="http://www.w3.org/2001/XMLSchema" xmlns:xs="http://www.w3.org/2001/XMLSchema" xmlns:p="http://schemas.microsoft.com/office/2006/metadata/properties" xmlns:ns3="a1eb269e-cbf3-465a-8e4a-8d42bc45f09f" xmlns:ns4="a042d032-8e16-4c5e-a37e-70d449039bd2" targetNamespace="http://schemas.microsoft.com/office/2006/metadata/properties" ma:root="true" ma:fieldsID="9831aabdbf23b96857ccdb3f4e1a7ec2" ns3:_="" ns4:_="">
     <xsd:import namespace="a1eb269e-cbf3-465a-8e4a-8d42bc45f09f"/>
@@ -20559,28 +20802,30 @@
 </ct:contentTypeSchema>
 </file>
 
+<file path=customXml/item3.xml><?xml version="1.0" encoding="utf-8"?>
+<?mso-contentType ?>
+<FormTemplates xmlns="http://schemas.microsoft.com/sharepoint/v3/contenttype/forms">
+  <Display>DocumentLibraryForm</Display>
+  <Edit>DocumentLibraryForm</Edit>
+  <New>DocumentLibraryForm</New>
+</FormTemplates>
+</file>
+
 <file path=customXml/item4.xml><?xml version="1.0" encoding="utf-8"?>
-<b:Sources xmlns:b="http://schemas.openxmlformats.org/officeDocument/2006/bibliography" xmlns="http://schemas.openxmlformats.org/officeDocument/2006/bibliography" SelectedStyle="\APASixthEditionOfficeOnline.xsl" StyleName="APA" Version="6"/>
+<p:properties xmlns:p="http://schemas.microsoft.com/office/2006/metadata/properties" xmlns:xsi="http://www.w3.org/2001/XMLSchema-instance" xmlns:pc="http://schemas.microsoft.com/office/infopath/2007/PartnerControls">
+  <documentManagement/>
+</p:properties>
 </file>
 
 <file path=customXml/itemProps1.xml><?xml version="1.0" encoding="utf-8"?>
-<ds:datastoreItem xmlns:ds="http://schemas.openxmlformats.org/officeDocument/2006/customXml" ds:itemID="{D1D02F96-5624-48FE-AB5F-467181C3EDC1}">
+<ds:datastoreItem xmlns:ds="http://schemas.openxmlformats.org/officeDocument/2006/customXml" ds:itemID="{5152B735-DD4D-4A96-8FF9-AD4DFEC2E043}">
   <ds:schemaRefs>
-    <ds:schemaRef ds:uri="http://schemas.microsoft.com/office/2006/metadata/properties"/>
-    <ds:schemaRef ds:uri="http://schemas.microsoft.com/office/infopath/2007/PartnerControls"/>
+    <ds:schemaRef ds:uri="http://schemas.openxmlformats.org/officeDocument/2006/bibliography"/>
   </ds:schemaRefs>
 </ds:datastoreItem>
 </file>
 
 <file path=customXml/itemProps2.xml><?xml version="1.0" encoding="utf-8"?>
-<ds:datastoreItem xmlns:ds="http://schemas.openxmlformats.org/officeDocument/2006/customXml" ds:itemID="{C545EDB0-6DA9-4573-8FDA-4B7CDBF5EFD9}">
-  <ds:schemaRefs>
-    <ds:schemaRef ds:uri="http://schemas.microsoft.com/sharepoint/v3/contenttype/forms"/>
-  </ds:schemaRefs>
-</ds:datastoreItem>
-</file>
-
-<file path=customXml/itemProps3.xml><?xml version="1.0" encoding="utf-8"?>
 <ds:datastoreItem xmlns:ds="http://schemas.openxmlformats.org/officeDocument/2006/customXml" ds:itemID="{BE06CD11-97E7-4DA4-A1E7-C20845DD652C}">
   <ds:schemaRefs>
     <ds:schemaRef ds:uri="http://schemas.microsoft.com/office/2006/metadata/contentType"/>
@@ -20599,10 +20844,19 @@
 </ds:datastoreItem>
 </file>
 
+<file path=customXml/itemProps3.xml><?xml version="1.0" encoding="utf-8"?>
+<ds:datastoreItem xmlns:ds="http://schemas.openxmlformats.org/officeDocument/2006/customXml" ds:itemID="{C545EDB0-6DA9-4573-8FDA-4B7CDBF5EFD9}">
+  <ds:schemaRefs>
+    <ds:schemaRef ds:uri="http://schemas.microsoft.com/sharepoint/v3/contenttype/forms"/>
+  </ds:schemaRefs>
+</ds:datastoreItem>
+</file>
+
 <file path=customXml/itemProps4.xml><?xml version="1.0" encoding="utf-8"?>
-<ds:datastoreItem xmlns:ds="http://schemas.openxmlformats.org/officeDocument/2006/customXml" ds:itemID="{5152B735-DD4D-4A96-8FF9-AD4DFEC2E043}">
+<ds:datastoreItem xmlns:ds="http://schemas.openxmlformats.org/officeDocument/2006/customXml" ds:itemID="{D1D02F96-5624-48FE-AB5F-467181C3EDC1}">
   <ds:schemaRefs>
-    <ds:schemaRef ds:uri="http://schemas.openxmlformats.org/officeDocument/2006/bibliography"/>
+    <ds:schemaRef ds:uri="http://schemas.microsoft.com/office/2006/metadata/properties"/>
+    <ds:schemaRef ds:uri="http://schemas.microsoft.com/office/infopath/2007/PartnerControls"/>
   </ds:schemaRefs>
 </ds:datastoreItem>
 </file>